--- a/mathematical_algorithms_of_geometry_in_cryptography/docs/reports/4/11/Ковалев Д.П. - Л№4.docx
+++ b/mathematical_algorithms_of_geometry_in_cryptography/docs/reports/4/11/Ковалев Д.П. - Л№4.docx
@@ -490,25 +490,7 @@
           <w:sz w:val="28"/>
           <w:szCs w:val="28"/>
         </w:rPr>
-        <w:t xml:space="preserve">Артамонова </w:t>
-      </w:r>
-      <w:proofErr w:type="gramStart"/>
-      <w:r>
-        <w:rPr>
-          <w:rFonts w:ascii="Times New Roman" w:hAnsi="Times New Roman" w:cs="Times New Roman"/>
-          <w:sz w:val="28"/>
-          <w:szCs w:val="28"/>
-        </w:rPr>
-        <w:t>Е.А.</w:t>
-      </w:r>
-      <w:proofErr w:type="gramEnd"/>
-      <w:r>
-        <w:rPr>
-          <w:rFonts w:ascii="Times New Roman" w:hAnsi="Times New Roman" w:cs="Times New Roman"/>
-          <w:sz w:val="28"/>
-          <w:szCs w:val="28"/>
-        </w:rPr>
-        <w:t xml:space="preserve"> </w:t>
+        <w:t xml:space="preserve">Артамонова Е.А. </w:t>
       </w:r>
     </w:p>
     <w:p>
@@ -981,7 +963,6 @@
           <w:bCs/>
           <w:sz w:val="28"/>
           <w:szCs w:val="28"/>
-          <w:lang w:val="en-US"/>
         </w:rPr>
       </w:pPr>
       <w:r>
@@ -1009,6 +990,7 @@
       <w:r>
         <w:rPr>
           <w:bCs/>
+          <w:noProof/>
           <w:sz w:val="28"/>
           <w:szCs w:val="28"/>
           <w:lang w:val="en-US"/>
@@ -1118,6 +1100,7 @@
       <w:r>
         <w:rPr>
           <w:bCs/>
+          <w:noProof/>
           <w:sz w:val="28"/>
           <w:szCs w:val="28"/>
         </w:rPr>
@@ -1238,6 +1221,7 @@
       <w:r>
         <w:rPr>
           <w:bCs/>
+          <w:noProof/>
           <w:sz w:val="28"/>
           <w:szCs w:val="28"/>
           <w:lang w:val="en-US"/>
@@ -1357,6 +1341,7 @@
       <w:r>
         <w:rPr>
           <w:bCs/>
+          <w:noProof/>
           <w:sz w:val="28"/>
           <w:szCs w:val="28"/>
         </w:rPr>
@@ -1441,7 +1426,6 @@
           <w:bCs/>
           <w:sz w:val="28"/>
           <w:szCs w:val="28"/>
-          <w:lang w:val="en-US"/>
         </w:rPr>
       </w:pPr>
       <w:r>
@@ -1469,6 +1453,7 @@
       <w:r>
         <w:rPr>
           <w:bCs/>
+          <w:noProof/>
           <w:sz w:val="28"/>
           <w:szCs w:val="28"/>
           <w:lang w:val="en-US"/>
@@ -1580,6 +1565,7 @@
       <w:r>
         <w:rPr>
           <w:bCs/>
+          <w:noProof/>
           <w:sz w:val="28"/>
           <w:szCs w:val="28"/>
         </w:rPr>
@@ -1638,8 +1624,617 @@
           <w:sz w:val="28"/>
           <w:szCs w:val="28"/>
         </w:rPr>
-        <w:t>Рисунок 6 – результат запуска команды</w:t>
-      </w:r>
+        <w:t>Рисунок</w:t>
+      </w:r>
+      <w:r>
+        <w:rPr>
+          <w:bCs/>
+          <w:sz w:val="28"/>
+          <w:szCs w:val="28"/>
+          <w:lang w:val="en-US"/>
+        </w:rPr>
+        <w:t xml:space="preserve"> 6 – </w:t>
+      </w:r>
+      <w:r>
+        <w:rPr>
+          <w:bCs/>
+          <w:sz w:val="28"/>
+          <w:szCs w:val="28"/>
+        </w:rPr>
+        <w:t>результат</w:t>
+      </w:r>
+      <w:r>
+        <w:rPr>
+          <w:bCs/>
+          <w:sz w:val="28"/>
+          <w:szCs w:val="28"/>
+          <w:lang w:val="en-US"/>
+        </w:rPr>
+        <w:t xml:space="preserve"> </w:t>
+      </w:r>
+      <w:r>
+        <w:rPr>
+          <w:bCs/>
+          <w:sz w:val="28"/>
+          <w:szCs w:val="28"/>
+        </w:rPr>
+        <w:t>запуска</w:t>
+      </w:r>
+      <w:r>
+        <w:rPr>
+          <w:bCs/>
+          <w:sz w:val="28"/>
+          <w:szCs w:val="28"/>
+          <w:lang w:val="en-US"/>
+        </w:rPr>
+        <w:t xml:space="preserve"> </w:t>
+      </w:r>
+      <w:r>
+        <w:rPr>
+          <w:bCs/>
+          <w:sz w:val="28"/>
+          <w:szCs w:val="28"/>
+        </w:rPr>
+        <w:t>команды</w:t>
+      </w:r>
+    </w:p>
+    <w:p>
+      <w:pPr>
+        <w:pStyle w:val="Default"/>
+        <w:spacing w:line="360" w:lineRule="auto"/>
+        <w:ind w:firstLine="709"/>
+        <w:jc w:val="center"/>
+        <w:rPr>
+          <w:bCs/>
+          <w:sz w:val="28"/>
+          <w:szCs w:val="28"/>
+        </w:rPr>
+      </w:pPr>
+      <w:r>
+        <w:rPr>
+          <w:bCs/>
+          <w:noProof/>
+          <w:sz w:val="28"/>
+          <w:szCs w:val="28"/>
+          <w:lang w:val="en-US"/>
+        </w:rPr>
+        <w:lastRenderedPageBreak/>
+        <w:drawing>
+          <wp:inline distT="0" distB="0" distL="0" distR="0" wp14:anchorId="16441958" wp14:editId="49D9B4DA">
+            <wp:extent cx="5592685" cy="7456714"/>
+            <wp:effectExtent l="0" t="0" r="0" b="0"/>
+            <wp:docPr id="2022499984" name="Рисунок 1"/>
+            <wp:cNvGraphicFramePr>
+              <a:graphicFrameLocks xmlns:a="http://schemas.openxmlformats.org/drawingml/2006/main" noChangeAspect="1"/>
+            </wp:cNvGraphicFramePr>
+            <a:graphic xmlns:a="http://schemas.openxmlformats.org/drawingml/2006/main">
+              <a:graphicData uri="http://schemas.openxmlformats.org/drawingml/2006/picture">
+                <pic:pic xmlns:pic="http://schemas.openxmlformats.org/drawingml/2006/picture">
+                  <pic:nvPicPr>
+                    <pic:cNvPr id="2022499984" name="Рисунок 2022499984"/>
+                    <pic:cNvPicPr/>
+                  </pic:nvPicPr>
+                  <pic:blipFill>
+                    <a:blip r:embed="rId11">
+                      <a:extLst>
+                        <a:ext uri="{28A0092B-C50C-407E-A947-70E740481C1C}">
+                          <a14:useLocalDpi xmlns:a14="http://schemas.microsoft.com/office/drawing/2010/main" val="0"/>
+                        </a:ext>
+                      </a:extLst>
+                    </a:blip>
+                    <a:stretch>
+                      <a:fillRect/>
+                    </a:stretch>
+                  </pic:blipFill>
+                  <pic:spPr>
+                    <a:xfrm>
+                      <a:off x="0" y="0"/>
+                      <a:ext cx="5605096" cy="7473261"/>
+                    </a:xfrm>
+                    <a:prstGeom prst="rect">
+                      <a:avLst/>
+                    </a:prstGeom>
+                  </pic:spPr>
+                </pic:pic>
+              </a:graphicData>
+            </a:graphic>
+          </wp:inline>
+        </w:drawing>
+      </w:r>
+    </w:p>
+    <w:p>
+      <w:pPr>
+        <w:pStyle w:val="Default"/>
+        <w:spacing w:line="360" w:lineRule="auto"/>
+        <w:ind w:firstLine="709"/>
+        <w:jc w:val="center"/>
+        <w:rPr>
+          <w:bCs/>
+          <w:sz w:val="28"/>
+          <w:szCs w:val="28"/>
+        </w:rPr>
+      </w:pPr>
+      <w:r>
+        <w:rPr>
+          <w:bCs/>
+          <w:sz w:val="28"/>
+          <w:szCs w:val="28"/>
+        </w:rPr>
+        <w:t>Рисунок 7 – Ручная отработка</w:t>
+      </w:r>
+    </w:p>
+    <w:p>
+      <w:pPr>
+        <w:pStyle w:val="Default"/>
+        <w:spacing w:line="360" w:lineRule="auto"/>
+        <w:ind w:firstLine="709"/>
+        <w:jc w:val="center"/>
+        <w:rPr>
+          <w:bCs/>
+          <w:sz w:val="28"/>
+          <w:szCs w:val="28"/>
+        </w:rPr>
+      </w:pPr>
+      <w:r>
+        <w:rPr>
+          <w:bCs/>
+          <w:noProof/>
+          <w:sz w:val="28"/>
+          <w:szCs w:val="28"/>
+        </w:rPr>
+        <w:lastRenderedPageBreak/>
+        <w:drawing>
+          <wp:inline distT="0" distB="0" distL="0" distR="0" wp14:anchorId="77B98254" wp14:editId="50230198">
+            <wp:extent cx="5715153" cy="7620000"/>
+            <wp:effectExtent l="0" t="0" r="0" b="0"/>
+            <wp:docPr id="172444953" name="Рисунок 2"/>
+            <wp:cNvGraphicFramePr>
+              <a:graphicFrameLocks xmlns:a="http://schemas.openxmlformats.org/drawingml/2006/main" noChangeAspect="1"/>
+            </wp:cNvGraphicFramePr>
+            <a:graphic xmlns:a="http://schemas.openxmlformats.org/drawingml/2006/main">
+              <a:graphicData uri="http://schemas.openxmlformats.org/drawingml/2006/picture">
+                <pic:pic xmlns:pic="http://schemas.openxmlformats.org/drawingml/2006/picture">
+                  <pic:nvPicPr>
+                    <pic:cNvPr id="172444953" name="Рисунок 172444953"/>
+                    <pic:cNvPicPr/>
+                  </pic:nvPicPr>
+                  <pic:blipFill>
+                    <a:blip r:embed="rId12">
+                      <a:extLst>
+                        <a:ext uri="{28A0092B-C50C-407E-A947-70E740481C1C}">
+                          <a14:useLocalDpi xmlns:a14="http://schemas.microsoft.com/office/drawing/2010/main" val="0"/>
+                        </a:ext>
+                      </a:extLst>
+                    </a:blip>
+                    <a:stretch>
+                      <a:fillRect/>
+                    </a:stretch>
+                  </pic:blipFill>
+                  <pic:spPr>
+                    <a:xfrm>
+                      <a:off x="0" y="0"/>
+                      <a:ext cx="5722523" cy="7629827"/>
+                    </a:xfrm>
+                    <a:prstGeom prst="rect">
+                      <a:avLst/>
+                    </a:prstGeom>
+                  </pic:spPr>
+                </pic:pic>
+              </a:graphicData>
+            </a:graphic>
+          </wp:inline>
+        </w:drawing>
+      </w:r>
+    </w:p>
+    <w:p>
+      <w:pPr>
+        <w:pStyle w:val="Default"/>
+        <w:spacing w:line="360" w:lineRule="auto"/>
+        <w:ind w:firstLine="709"/>
+        <w:jc w:val="center"/>
+        <w:rPr>
+          <w:bCs/>
+          <w:sz w:val="28"/>
+          <w:szCs w:val="28"/>
+        </w:rPr>
+      </w:pPr>
+      <w:r>
+        <w:rPr>
+          <w:bCs/>
+          <w:sz w:val="28"/>
+          <w:szCs w:val="28"/>
+        </w:rPr>
+        <w:t>Рисунок 8 – Ручная отработка</w:t>
+      </w:r>
+    </w:p>
+    <w:p>
+      <w:pPr>
+        <w:pStyle w:val="Default"/>
+        <w:spacing w:line="360" w:lineRule="auto"/>
+        <w:ind w:firstLine="709"/>
+        <w:jc w:val="center"/>
+        <w:rPr>
+          <w:bCs/>
+          <w:sz w:val="28"/>
+          <w:szCs w:val="28"/>
+        </w:rPr>
+      </w:pPr>
+      <w:r>
+        <w:rPr>
+          <w:bCs/>
+          <w:noProof/>
+          <w:sz w:val="28"/>
+          <w:szCs w:val="28"/>
+        </w:rPr>
+        <w:lastRenderedPageBreak/>
+        <w:drawing>
+          <wp:inline distT="0" distB="0" distL="0" distR="0" wp14:anchorId="582589B8" wp14:editId="2D70F170">
+            <wp:extent cx="5388573" cy="7184572"/>
+            <wp:effectExtent l="0" t="0" r="0" b="3810"/>
+            <wp:docPr id="1678595724" name="Рисунок 3"/>
+            <wp:cNvGraphicFramePr>
+              <a:graphicFrameLocks xmlns:a="http://schemas.openxmlformats.org/drawingml/2006/main" noChangeAspect="1"/>
+            </wp:cNvGraphicFramePr>
+            <a:graphic xmlns:a="http://schemas.openxmlformats.org/drawingml/2006/main">
+              <a:graphicData uri="http://schemas.openxmlformats.org/drawingml/2006/picture">
+                <pic:pic xmlns:pic="http://schemas.openxmlformats.org/drawingml/2006/picture">
+                  <pic:nvPicPr>
+                    <pic:cNvPr id="1678595724" name="Рисунок 1678595724"/>
+                    <pic:cNvPicPr/>
+                  </pic:nvPicPr>
+                  <pic:blipFill>
+                    <a:blip r:embed="rId13">
+                      <a:extLst>
+                        <a:ext uri="{28A0092B-C50C-407E-A947-70E740481C1C}">
+                          <a14:useLocalDpi xmlns:a14="http://schemas.microsoft.com/office/drawing/2010/main" val="0"/>
+                        </a:ext>
+                      </a:extLst>
+                    </a:blip>
+                    <a:stretch>
+                      <a:fillRect/>
+                    </a:stretch>
+                  </pic:blipFill>
+                  <pic:spPr>
+                    <a:xfrm>
+                      <a:off x="0" y="0"/>
+                      <a:ext cx="5401844" cy="7202267"/>
+                    </a:xfrm>
+                    <a:prstGeom prst="rect">
+                      <a:avLst/>
+                    </a:prstGeom>
+                  </pic:spPr>
+                </pic:pic>
+              </a:graphicData>
+            </a:graphic>
+          </wp:inline>
+        </w:drawing>
+      </w:r>
+    </w:p>
+    <w:p>
+      <w:pPr>
+        <w:pStyle w:val="Default"/>
+        <w:spacing w:line="360" w:lineRule="auto"/>
+        <w:ind w:firstLine="709"/>
+        <w:jc w:val="center"/>
+        <w:rPr>
+          <w:bCs/>
+          <w:sz w:val="28"/>
+          <w:szCs w:val="28"/>
+        </w:rPr>
+      </w:pPr>
+      <w:r>
+        <w:rPr>
+          <w:bCs/>
+          <w:sz w:val="28"/>
+          <w:szCs w:val="28"/>
+        </w:rPr>
+        <w:t>Рисунок 9 – Ручная отработка</w:t>
+      </w:r>
+    </w:p>
+    <w:p>
+      <w:pPr>
+        <w:pStyle w:val="Default"/>
+        <w:spacing w:line="360" w:lineRule="auto"/>
+        <w:ind w:firstLine="709"/>
+        <w:jc w:val="center"/>
+        <w:rPr>
+          <w:bCs/>
+          <w:sz w:val="28"/>
+          <w:szCs w:val="28"/>
+        </w:rPr>
+      </w:pPr>
+      <w:r>
+        <w:rPr>
+          <w:bCs/>
+          <w:noProof/>
+          <w:sz w:val="28"/>
+          <w:szCs w:val="28"/>
+        </w:rPr>
+        <w:lastRenderedPageBreak/>
+        <w:drawing>
+          <wp:inline distT="0" distB="0" distL="0" distR="0" wp14:anchorId="1352A4C3" wp14:editId="5B18E143">
+            <wp:extent cx="5445725" cy="7260772"/>
+            <wp:effectExtent l="0" t="0" r="3175" b="3810"/>
+            <wp:docPr id="766599512" name="Рисунок 4"/>
+            <wp:cNvGraphicFramePr>
+              <a:graphicFrameLocks xmlns:a="http://schemas.openxmlformats.org/drawingml/2006/main" noChangeAspect="1"/>
+            </wp:cNvGraphicFramePr>
+            <a:graphic xmlns:a="http://schemas.openxmlformats.org/drawingml/2006/main">
+              <a:graphicData uri="http://schemas.openxmlformats.org/drawingml/2006/picture">
+                <pic:pic xmlns:pic="http://schemas.openxmlformats.org/drawingml/2006/picture">
+                  <pic:nvPicPr>
+                    <pic:cNvPr id="766599512" name="Рисунок 766599512"/>
+                    <pic:cNvPicPr/>
+                  </pic:nvPicPr>
+                  <pic:blipFill>
+                    <a:blip r:embed="rId14">
+                      <a:extLst>
+                        <a:ext uri="{28A0092B-C50C-407E-A947-70E740481C1C}">
+                          <a14:useLocalDpi xmlns:a14="http://schemas.microsoft.com/office/drawing/2010/main" val="0"/>
+                        </a:ext>
+                      </a:extLst>
+                    </a:blip>
+                    <a:stretch>
+                      <a:fillRect/>
+                    </a:stretch>
+                  </pic:blipFill>
+                  <pic:spPr>
+                    <a:xfrm>
+                      <a:off x="0" y="0"/>
+                      <a:ext cx="5456353" cy="7274943"/>
+                    </a:xfrm>
+                    <a:prstGeom prst="rect">
+                      <a:avLst/>
+                    </a:prstGeom>
+                  </pic:spPr>
+                </pic:pic>
+              </a:graphicData>
+            </a:graphic>
+          </wp:inline>
+        </w:drawing>
+      </w:r>
+    </w:p>
+    <w:p>
+      <w:pPr>
+        <w:pStyle w:val="Default"/>
+        <w:spacing w:line="360" w:lineRule="auto"/>
+        <w:ind w:firstLine="709"/>
+        <w:jc w:val="center"/>
+        <w:rPr>
+          <w:bCs/>
+          <w:sz w:val="28"/>
+          <w:szCs w:val="28"/>
+        </w:rPr>
+      </w:pPr>
+      <w:r>
+        <w:rPr>
+          <w:bCs/>
+          <w:sz w:val="28"/>
+          <w:szCs w:val="28"/>
+        </w:rPr>
+        <w:t>Рисунок 10 – Ручная отработка</w:t>
+      </w:r>
+    </w:p>
+    <w:p>
+      <w:pPr>
+        <w:pStyle w:val="Default"/>
+        <w:spacing w:line="360" w:lineRule="auto"/>
+        <w:ind w:firstLine="709"/>
+        <w:jc w:val="center"/>
+        <w:rPr>
+          <w:bCs/>
+          <w:sz w:val="28"/>
+          <w:szCs w:val="28"/>
+        </w:rPr>
+      </w:pPr>
+      <w:r>
+        <w:rPr>
+          <w:bCs/>
+          <w:noProof/>
+          <w:sz w:val="28"/>
+          <w:szCs w:val="28"/>
+        </w:rPr>
+        <w:lastRenderedPageBreak/>
+        <w:drawing>
+          <wp:inline distT="0" distB="0" distL="0" distR="0" wp14:anchorId="3061816D" wp14:editId="3F54548B">
+            <wp:extent cx="5233447" cy="6977743"/>
+            <wp:effectExtent l="0" t="0" r="0" b="0"/>
+            <wp:docPr id="420344059" name="Рисунок 5"/>
+            <wp:cNvGraphicFramePr>
+              <a:graphicFrameLocks xmlns:a="http://schemas.openxmlformats.org/drawingml/2006/main" noChangeAspect="1"/>
+            </wp:cNvGraphicFramePr>
+            <a:graphic xmlns:a="http://schemas.openxmlformats.org/drawingml/2006/main">
+              <a:graphicData uri="http://schemas.openxmlformats.org/drawingml/2006/picture">
+                <pic:pic xmlns:pic="http://schemas.openxmlformats.org/drawingml/2006/picture">
+                  <pic:nvPicPr>
+                    <pic:cNvPr id="420344059" name="Рисунок 420344059"/>
+                    <pic:cNvPicPr/>
+                  </pic:nvPicPr>
+                  <pic:blipFill>
+                    <a:blip r:embed="rId15">
+                      <a:extLst>
+                        <a:ext uri="{28A0092B-C50C-407E-A947-70E740481C1C}">
+                          <a14:useLocalDpi xmlns:a14="http://schemas.microsoft.com/office/drawing/2010/main" val="0"/>
+                        </a:ext>
+                      </a:extLst>
+                    </a:blip>
+                    <a:stretch>
+                      <a:fillRect/>
+                    </a:stretch>
+                  </pic:blipFill>
+                  <pic:spPr>
+                    <a:xfrm>
+                      <a:off x="0" y="0"/>
+                      <a:ext cx="5246365" cy="6994967"/>
+                    </a:xfrm>
+                    <a:prstGeom prst="rect">
+                      <a:avLst/>
+                    </a:prstGeom>
+                  </pic:spPr>
+                </pic:pic>
+              </a:graphicData>
+            </a:graphic>
+          </wp:inline>
+        </w:drawing>
+      </w:r>
+    </w:p>
+    <w:p>
+      <w:pPr>
+        <w:pStyle w:val="Default"/>
+        <w:spacing w:line="360" w:lineRule="auto"/>
+        <w:ind w:firstLine="709"/>
+        <w:jc w:val="center"/>
+        <w:rPr>
+          <w:bCs/>
+          <w:sz w:val="28"/>
+          <w:szCs w:val="28"/>
+        </w:rPr>
+      </w:pPr>
+      <w:r>
+        <w:rPr>
+          <w:bCs/>
+          <w:sz w:val="28"/>
+          <w:szCs w:val="28"/>
+        </w:rPr>
+        <w:t>Рисунок 11 – Ручная отработка</w:t>
+      </w:r>
+    </w:p>
+    <w:p>
+      <w:pPr>
+        <w:pStyle w:val="Default"/>
+        <w:spacing w:line="360" w:lineRule="auto"/>
+        <w:ind w:firstLine="709"/>
+        <w:jc w:val="center"/>
+        <w:rPr>
+          <w:bCs/>
+          <w:sz w:val="28"/>
+          <w:szCs w:val="28"/>
+        </w:rPr>
+      </w:pPr>
+      <w:r>
+        <w:rPr>
+          <w:bCs/>
+          <w:noProof/>
+          <w:sz w:val="28"/>
+          <w:szCs w:val="28"/>
+        </w:rPr>
+        <w:lastRenderedPageBreak/>
+        <w:drawing>
+          <wp:inline distT="0" distB="0" distL="0" distR="0" wp14:anchorId="7F148681" wp14:editId="0D897736">
+            <wp:extent cx="5576356" cy="7434943"/>
+            <wp:effectExtent l="0" t="0" r="0" b="0"/>
+            <wp:docPr id="1176343128" name="Рисунок 6"/>
+            <wp:cNvGraphicFramePr>
+              <a:graphicFrameLocks xmlns:a="http://schemas.openxmlformats.org/drawingml/2006/main" noChangeAspect="1"/>
+            </wp:cNvGraphicFramePr>
+            <a:graphic xmlns:a="http://schemas.openxmlformats.org/drawingml/2006/main">
+              <a:graphicData uri="http://schemas.openxmlformats.org/drawingml/2006/picture">
+                <pic:pic xmlns:pic="http://schemas.openxmlformats.org/drawingml/2006/picture">
+                  <pic:nvPicPr>
+                    <pic:cNvPr id="1176343128" name="Рисунок 1176343128"/>
+                    <pic:cNvPicPr/>
+                  </pic:nvPicPr>
+                  <pic:blipFill>
+                    <a:blip r:embed="rId16">
+                      <a:extLst>
+                        <a:ext uri="{28A0092B-C50C-407E-A947-70E740481C1C}">
+                          <a14:useLocalDpi xmlns:a14="http://schemas.microsoft.com/office/drawing/2010/main" val="0"/>
+                        </a:ext>
+                      </a:extLst>
+                    </a:blip>
+                    <a:stretch>
+                      <a:fillRect/>
+                    </a:stretch>
+                  </pic:blipFill>
+                  <pic:spPr>
+                    <a:xfrm>
+                      <a:off x="0" y="0"/>
+                      <a:ext cx="5589413" cy="7452352"/>
+                    </a:xfrm>
+                    <a:prstGeom prst="rect">
+                      <a:avLst/>
+                    </a:prstGeom>
+                  </pic:spPr>
+                </pic:pic>
+              </a:graphicData>
+            </a:graphic>
+          </wp:inline>
+        </w:drawing>
+      </w:r>
+    </w:p>
+    <w:p>
+      <w:pPr>
+        <w:pStyle w:val="Default"/>
+        <w:spacing w:line="360" w:lineRule="auto"/>
+        <w:ind w:firstLine="709"/>
+        <w:jc w:val="center"/>
+        <w:rPr>
+          <w:bCs/>
+          <w:sz w:val="28"/>
+          <w:szCs w:val="28"/>
+        </w:rPr>
+      </w:pPr>
+      <w:r>
+        <w:rPr>
+          <w:bCs/>
+          <w:sz w:val="28"/>
+          <w:szCs w:val="28"/>
+        </w:rPr>
+        <w:t>Рисунок 12 – Ручная отработка</w:t>
+      </w:r>
+    </w:p>
+    <w:p>
+      <w:pPr>
+        <w:pStyle w:val="Default"/>
+        <w:spacing w:line="360" w:lineRule="auto"/>
+        <w:ind w:firstLine="709"/>
+        <w:jc w:val="center"/>
+        <w:rPr>
+          <w:bCs/>
+          <w:sz w:val="28"/>
+          <w:szCs w:val="28"/>
+        </w:rPr>
+      </w:pPr>
+    </w:p>
+    <w:p>
+      <w:pPr>
+        <w:pStyle w:val="Default"/>
+        <w:spacing w:line="360" w:lineRule="auto"/>
+        <w:ind w:firstLine="709"/>
+        <w:jc w:val="center"/>
+        <w:rPr>
+          <w:bCs/>
+          <w:sz w:val="28"/>
+          <w:szCs w:val="28"/>
+        </w:rPr>
+      </w:pPr>
+    </w:p>
+    <w:p>
+      <w:pPr>
+        <w:pStyle w:val="Default"/>
+        <w:spacing w:line="360" w:lineRule="auto"/>
+        <w:ind w:firstLine="709"/>
+        <w:jc w:val="center"/>
+        <w:rPr>
+          <w:bCs/>
+          <w:sz w:val="28"/>
+          <w:szCs w:val="28"/>
+        </w:rPr>
+      </w:pPr>
+    </w:p>
+    <w:p>
+      <w:pPr>
+        <w:pStyle w:val="Default"/>
+        <w:spacing w:line="360" w:lineRule="auto"/>
+        <w:ind w:firstLine="709"/>
+        <w:jc w:val="center"/>
+        <w:rPr>
+          <w:bCs/>
+          <w:sz w:val="28"/>
+          <w:szCs w:val="28"/>
+          <w:lang w:val="en-US"/>
+        </w:rPr>
+      </w:pPr>
     </w:p>
     <w:p>
       <w:pPr>
@@ -1652,6 +2247,7 @@
           <w:bCs/>
           <w:sz w:val="28"/>
           <w:szCs w:val="28"/>
+          <w:lang w:val="en-US"/>
         </w:rPr>
       </w:pPr>
       <w:r>
@@ -1687,6 +2283,7 @@
           <w:bCs/>
           <w:sz w:val="28"/>
           <w:szCs w:val="28"/>
+          <w:lang w:val="en-US"/>
         </w:rPr>
       </w:pPr>
     </w:p>
@@ -1812,7 +2409,25 @@
           <w:lang w:val="en-US"/>
         </w:rPr>
         <w:br/>
-        <w:t xml:space="preserve">    CurveGenerationError,</w:t>
+        <w:t xml:space="preserve">    </w:t>
+      </w:r>
+      <w:proofErr w:type="spellStart"/>
+      <w:r>
+        <w:rPr>
+          <w:rFonts w:ascii="Courier New" w:hAnsi="Courier New" w:cs="Courier New"/>
+          <w:sz w:val="24"/>
+          <w:lang w:val="en-US"/>
+        </w:rPr>
+        <w:t>CurveGenerationError</w:t>
+      </w:r>
+      <w:proofErr w:type="spellEnd"/>
+      <w:r>
+        <w:rPr>
+          <w:rFonts w:ascii="Courier New" w:hAnsi="Courier New" w:cs="Courier New"/>
+          <w:sz w:val="24"/>
+          <w:lang w:val="en-US"/>
+        </w:rPr>
+        <w:t>,</w:t>
       </w:r>
       <w:r>
         <w:rPr>
@@ -4932,7 +5547,29 @@
           <w:lang w:val="en-US"/>
         </w:rPr>
         <w:br/>
-        <w:t xml:space="preserve">            CurveGenerationError: If curve generation fails</w:t>
+        <w:t xml:space="preserve">            </w:t>
+      </w:r>
+      <w:proofErr w:type="spellStart"/>
+      <w:r>
+        <w:rPr>
+          <w:rFonts w:ascii="Courier New" w:hAnsi="Courier New" w:cs="Courier New"/>
+          <w:i/>
+          <w:iCs/>
+          <w:sz w:val="24"/>
+          <w:lang w:val="en-US"/>
+        </w:rPr>
+        <w:t>CurveGenerationError</w:t>
+      </w:r>
+      <w:proofErr w:type="spellEnd"/>
+      <w:r>
+        <w:rPr>
+          <w:rFonts w:ascii="Courier New" w:hAnsi="Courier New" w:cs="Courier New"/>
+          <w:i/>
+          <w:iCs/>
+          <w:sz w:val="24"/>
+          <w:lang w:val="en-US"/>
+        </w:rPr>
+        <w:t>: If curve generation fails</w:t>
       </w:r>
       <w:r>
         <w:rPr>
@@ -6028,7 +6665,25 @@
           <w:lang w:val="en-US"/>
         </w:rPr>
         <w:br/>
-        <w:t xml:space="preserve">            raise CurveGenerationError(msg) from e</w:t>
+        <w:t xml:space="preserve">            raise </w:t>
+      </w:r>
+      <w:proofErr w:type="spellStart"/>
+      <w:r>
+        <w:rPr>
+          <w:rFonts w:ascii="Courier New" w:hAnsi="Courier New" w:cs="Courier New"/>
+          <w:sz w:val="24"/>
+          <w:lang w:val="en-US"/>
+        </w:rPr>
+        <w:t>CurveGenerationError</w:t>
+      </w:r>
+      <w:proofErr w:type="spellEnd"/>
+      <w:r>
+        <w:rPr>
+          <w:rFonts w:ascii="Courier New" w:hAnsi="Courier New" w:cs="Courier New"/>
+          <w:sz w:val="24"/>
+          <w:lang w:val="en-US"/>
+        </w:rPr>
+        <w:t>(msg) from e</w:t>
       </w:r>
       <w:r>
         <w:rPr>
@@ -6043,6 +6698,7 @@
       <w:pPr>
         <w:rPr>
           <w:noProof/>
+          <w:lang w:val="en-US"/>
         </w:rPr>
       </w:pPr>
     </w:p>
@@ -6095,16 +6751,7 @@
           <w:szCs w:val="24"/>
           <w:lang w:eastAsia="ru-RU"/>
         </w:rPr>
-        <w:t>в рамках</w:t>
-      </w:r>
-      <w:r>
-        <w:rPr>
-          <w:rFonts w:ascii="Times New Roman" w:eastAsia="Times New Roman" w:hAnsi="Times New Roman" w:cs="Times New Roman"/>
-          <w:sz w:val="28"/>
-          <w:szCs w:val="24"/>
-          <w:lang w:eastAsia="ru-RU"/>
-        </w:rPr>
-        <w:t xml:space="preserve"> выполненного задания была разработана программа для работы с эллиптич</w:t>
+        <w:t>в рамках выполненного задания была разработана программа для работы с эллиптич</w:t>
       </w:r>
       <w:r>
         <w:rPr>
@@ -6724,6 +7371,7 @@
   <w:style w:type="character" w:default="1" w:styleId="a0">
     <w:name w:val="Default Paragraph Font"/>
     <w:uiPriority w:val="1"/>
+    <w:semiHidden/>
     <w:unhideWhenUsed/>
   </w:style>
   <w:style w:type="table" w:default="1" w:styleId="a1">
